--- a/data/Nuevo formato Otrosi P.E  en blanco.docx
+++ b/data/Nuevo formato Otrosi P.E  en blanco.docx
@@ -80,22 +80,6 @@
           <w:szCs w:val="18"/>
         </w:rPr>
         <w:t>,</w:t>
-      </w:r>
-      <w:r>
-        <w:rPr>
-          <w:rFonts w:ascii="Montserrat" w:eastAsia="Montserrat" w:hAnsi="Montserrat" w:cs="Montserrat"/>
-          <w:sz w:val="18"/>
-          <w:szCs w:val="18"/>
-        </w:rPr>
-        <w:tab/>
-      </w:r>
-      <w:r>
-        <w:rPr>
-          <w:rFonts w:ascii="Montserrat" w:eastAsia="Montserrat" w:hAnsi="Montserrat" w:cs="Montserrat"/>
-          <w:sz w:val="18"/>
-          <w:szCs w:val="18"/>
-        </w:rPr>
-        <w:tab/>
       </w:r>
       <w:r>
         <w:rPr>
@@ -4447,9 +4431,42 @@
           <w:sz w:val="18"/>
           <w:szCs w:val="18"/>
         </w:rPr>
-        <w:t xml:space="preserve">Yo, [          </w:t>
-      </w:r>
-      <w:proofErr w:type="gramStart"/>
+        <w:t xml:space="preserve">Yo, </w:t>
+      </w:r>
+      <w:r>
+        <w:rPr>
+          <w:rFonts w:ascii="Montserrat" w:eastAsia="Montserrat" w:hAnsi="Montserrat" w:cs="Montserrat"/>
+          <w:sz w:val="19"/>
+          <w:szCs w:val="19"/>
+        </w:rPr>
+        <w:t>{</w:t>
+      </w:r>
+      <w:proofErr w:type="spellStart"/>
+      <w:r>
+        <w:rPr>
+          <w:rFonts w:ascii="Montserrat" w:eastAsia="Montserrat" w:hAnsi="Montserrat" w:cs="Montserrat"/>
+          <w:sz w:val="19"/>
+          <w:szCs w:val="19"/>
+        </w:rPr>
+        <w:t>nombre_cliente</w:t>
+      </w:r>
+      <w:proofErr w:type="spellEnd"/>
+      <w:r>
+        <w:rPr>
+          <w:rFonts w:ascii="Montserrat" w:eastAsia="Montserrat" w:hAnsi="Montserrat" w:cs="Montserrat"/>
+          <w:sz w:val="19"/>
+          <w:szCs w:val="19"/>
+        </w:rPr>
+        <w:t>}</w:t>
+      </w:r>
+      <w:r>
+        <w:rPr>
+          <w:rFonts w:ascii="Montserrat" w:eastAsia="Montserrat" w:hAnsi="Montserrat" w:cs="Montserrat"/>
+          <w:sz w:val="18"/>
+          <w:szCs w:val="18"/>
+        </w:rPr>
+        <w:t>,</w:t>
+      </w:r>
       <w:r>
         <w:rPr>
           <w:rFonts w:ascii="Montserrat" w:eastAsia="Montserrat" w:hAnsi="Montserrat" w:cs="Montserrat"/>
@@ -4464,42 +4481,49 @@
           <w:sz w:val="18"/>
           <w:szCs w:val="18"/>
         </w:rPr>
-        <w:t xml:space="preserve"> ]</w:t>
-      </w:r>
-      <w:proofErr w:type="gramEnd"/>
-      <w:r>
-        <w:rPr>
-          <w:rFonts w:ascii="Montserrat" w:eastAsia="Montserrat" w:hAnsi="Montserrat" w:cs="Montserrat"/>
-          <w:sz w:val="18"/>
-          <w:szCs w:val="18"/>
-        </w:rPr>
-        <w:t xml:space="preserve">, identificado(a) como aparece al pie de mi firma, con domicilio en la ciudad de _____________ (en adelante el “Deudor”) y [              </w:t>
-      </w:r>
-      <w:proofErr w:type="gramStart"/>
-      <w:r>
-        <w:rPr>
-          <w:rFonts w:ascii="Montserrat" w:eastAsia="Montserrat" w:hAnsi="Montserrat" w:cs="Montserrat"/>
-          <w:sz w:val="18"/>
-          <w:szCs w:val="18"/>
-        </w:rPr>
-        <w:t xml:space="preserve"> </w:t>
-      </w:r>
-      <w:r>
-        <w:rPr>
-          <w:rFonts w:ascii="Montserrat" w:eastAsia="Montserrat" w:hAnsi="Montserrat" w:cs="Montserrat"/>
-          <w:sz w:val="18"/>
-          <w:szCs w:val="18"/>
-        </w:rPr>
-        <w:t xml:space="preserve"> ]</w:t>
-      </w:r>
-      <w:proofErr w:type="gramEnd"/>
-      <w:r>
-        <w:rPr>
-          <w:rFonts w:ascii="Montserrat" w:eastAsia="Montserrat" w:hAnsi="Montserrat" w:cs="Montserrat"/>
-          <w:sz w:val="18"/>
-          <w:szCs w:val="18"/>
-        </w:rPr>
-        <w:t xml:space="preserve"> identificado</w:t>
+        <w:t xml:space="preserve">identificado(a) como aparece al pie de mi firma, con domicilio en la ciudad de </w:t>
+      </w:r>
+      <w:r>
+        <w:rPr>
+          <w:rFonts w:ascii="Times New Roman" w:hAnsi="Times New Roman" w:cs="Times New Roman"/>
+          <w:sz w:val="18"/>
+          <w:szCs w:val="18"/>
+        </w:rPr>
+        <w:t>{</w:t>
+      </w:r>
+      <w:proofErr w:type="spellStart"/>
+      <w:r>
+        <w:rPr>
+          <w:rFonts w:ascii="Times New Roman" w:hAnsi="Times New Roman" w:cs="Times New Roman"/>
+          <w:sz w:val="18"/>
+          <w:szCs w:val="18"/>
+        </w:rPr>
+        <w:t>ciudad_cliente</w:t>
+      </w:r>
+      <w:proofErr w:type="spellEnd"/>
+      <w:r>
+        <w:rPr>
+          <w:rFonts w:ascii="Times New Roman" w:hAnsi="Times New Roman" w:cs="Times New Roman"/>
+          <w:sz w:val="18"/>
+          <w:szCs w:val="18"/>
+        </w:rPr>
+        <w:t>}</w:t>
+      </w:r>
+      <w:r>
+        <w:rPr>
+          <w:rFonts w:ascii="Montserrat" w:eastAsia="Montserrat" w:hAnsi="Montserrat" w:cs="Montserrat"/>
+          <w:sz w:val="18"/>
+          <w:szCs w:val="18"/>
+        </w:rPr>
+        <w:t xml:space="preserve"> (en adelante el “Deudor”) </w:t>
+      </w:r>
+      <w:r>
+        <w:rPr>
+          <w:rFonts w:ascii="Montserrat" w:eastAsia="Montserrat" w:hAnsi="Montserrat" w:cs="Montserrat"/>
+          <w:sz w:val="18"/>
+          <w:szCs w:val="18"/>
+        </w:rPr>
+        <w:t>identificado</w:t>
       </w:r>
       <w:r>
         <w:rPr>
@@ -4587,10 +4611,6 @@
     </w:p>
     <w:p>
       <w:pPr>
-        <w:numPr>
-          <w:ilvl w:val="0"/>
-          <w:numId w:val="9"/>
-        </w:numPr>
         <w:spacing w:after="0" w:line="240" w:lineRule="auto"/>
         <w:ind w:right="-646"/>
         <w:jc w:val="both"/>
@@ -4611,10 +4631,6 @@
     </w:p>
     <w:p>
       <w:pPr>
-        <w:numPr>
-          <w:ilvl w:val="0"/>
-          <w:numId w:val="9"/>
-        </w:numPr>
         <w:spacing w:after="0" w:line="240" w:lineRule="auto"/>
         <w:ind w:right="-646"/>
         <w:jc w:val="both"/>
@@ -5756,7 +5772,6 @@
         <w:tab/>
         <w:t xml:space="preserve">         </w:t>
       </w:r>
-      <w:proofErr w:type="gramStart"/>
       <w:r>
         <w:rPr>
           <w:rFonts w:ascii="Montserrat" w:eastAsia="Montserrat" w:hAnsi="Montserrat" w:cs="Montserrat"/>
@@ -5766,15 +5781,6 @@
         <w:tab/>
         <w:t xml:space="preserve">  </w:t>
       </w:r>
-      <w:r>
-        <w:rPr>
-          <w:rFonts w:ascii="Montserrat" w:eastAsia="Montserrat" w:hAnsi="Montserrat" w:cs="Montserrat"/>
-          <w:sz w:val="18"/>
-          <w:szCs w:val="18"/>
-        </w:rPr>
-        <w:tab/>
-      </w:r>
-      <w:proofErr w:type="gramEnd"/>
       <w:r>
         <w:rPr>
           <w:rFonts w:ascii="Montserrat" w:eastAsia="Montserrat" w:hAnsi="Montserrat" w:cs="Montserrat"/>
